--- a/report_generation/template - Copy.docx
+++ b/report_generation/template - Copy.docx
@@ -132,10 +132,12 @@
       </w:r>
     </w:p>
     <w:sectPr>
-      <w:headerReference w:type="default" r:id="rId6"/>
-      <w:footerReference w:type="default" r:id="rId7"/>
-      <w:headerReference w:type="first" r:id="rId8"/>
-      <w:footerReference w:type="first" r:id="rId9"/>
+      <w:headerReference w:type="even" r:id="rId6"/>
+      <w:headerReference w:type="default" r:id="rId7"/>
+      <w:footerReference w:type="even" r:id="rId8"/>
+      <w:footerReference w:type="default" r:id="rId9"/>
+      <w:headerReference w:type="first" r:id="rId10"/>
+      <w:footerReference w:type="first" r:id="rId11"/>
       <w:pgSz w:w="12240" w:h="15840"/>
       <w:pgMar w:top="720" w:right="720" w:bottom="720" w:left="720" w:header="720" w:footer="720" w:gutter="0"/>
       <w:cols w:space="720"/>
@@ -176,6 +178,16 @@
   <w:p>
     <w:pPr>
       <w:pStyle w:val="Footer"/>
+    </w:pPr>
+  </w:p>
+</w:ftr>
+</file>
+
+<file path=word/footer2.xml><?xml version="1.0" encoding="utf-8"?>
+<w:ftr xmlns:wpc="http://schemas.microsoft.com/office/word/2010/wordprocessingCanvas" xmlns:cx="http://schemas.microsoft.com/office/drawing/2014/chartex" xmlns:cx1="http://schemas.microsoft.com/office/drawing/2015/9/8/chartex" xmlns:cx2="http://schemas.microsoft.com/office/drawing/2015/10/21/chartex" xmlns:cx3="http://schemas.microsoft.com/office/drawing/2016/5/9/chartex" xmlns:cx4="http://schemas.microsoft.com/office/drawing/2016/5/10/chartex" xmlns:cx5="http://schemas.microsoft.com/office/drawing/2016/5/11/chartex" xmlns:cx6="http://schemas.microsoft.com/office/drawing/2016/5/12/chartex" xmlns:cx7="http://schemas.microsoft.com/office/drawing/2016/5/13/chartex" xmlns:cx8="http://schemas.microsoft.com/office/drawing/2016/5/14/chartex" xmlns:mc="http://schemas.openxmlformats.org/markup-compatibility/2006" xmlns:aink="http://schemas.microsoft.com/office/drawing/2016/ink" xmlns:am3d="http://schemas.microsoft.com/office/drawing/2017/model3d" xmlns:o="urn:schemas-microsoft-com:office:office" xmlns:oel="http://schemas.microsoft.com/office/2019/extlst" xmlns:r="http://schemas.openxmlformats.org/officeDocument/2006/relationships" xmlns:m="http://schemas.openxmlformats.org/officeDocument/2006/math" xmlns:v="urn:schemas-microsoft-com:vml" xmlns:wp14="http://schemas.microsoft.com/office/word/2010/wordprocessingDrawing" xmlns:wp="http://schemas.openxmlformats.org/drawingml/2006/wordprocessingDrawing" xmlns:w10="urn:schemas-microsoft-com:office:word" xmlns:w="http://schemas.openxmlformats.org/wordprocessingml/2006/main" xmlns:w14="http://schemas.microsoft.com/office/word/2010/wordml" xmlns:w15="http://schemas.microsoft.com/office/word/2012/wordml" xmlns:w16cex="http://schemas.microsoft.com/office/word/2018/wordml/cex" xmlns:w16cid="http://schemas.microsoft.com/office/word/2016/wordml/cid" xmlns:w16="http://schemas.microsoft.com/office/word/2018/wordml" xmlns:w16du="http://schemas.microsoft.com/office/word/2023/wordml/word16du" xmlns:w16sdtdh="http://schemas.microsoft.com/office/word/2020/wordml/sdtdatahash" xmlns:w16sdtfl="http://schemas.microsoft.com/office/word/2024/wordml/sdtformatlock" xmlns:w16se="http://schemas.microsoft.com/office/word/2015/wordml/symex" xmlns:wpg="http://schemas.microsoft.com/office/word/2010/wordprocessingGroup" xmlns:wpi="http://schemas.microsoft.com/office/word/2010/wordprocessingInk" xmlns:wne="http://schemas.microsoft.com/office/word/2006/wordml" xmlns:wps="http://schemas.microsoft.com/office/word/2010/wordprocessingShape" mc:Ignorable="w14 w15 w16se w16cid w16 w16cex w16sdtdh w16sdtfl w16du wp14">
+  <w:p>
+    <w:pPr>
+      <w:pStyle w:val="Footer"/>
       <w:spacing w:before="240"/>
       <w:jc w:val="center"/>
       <w:rPr>
@@ -192,7 +204,7 @@
       <mc:AlternateContent>
         <mc:Choice Requires="wps">
           <w:drawing>
-            <wp:anchor distT="0" distB="0" distL="114300" distR="114300" simplePos="0" relativeHeight="251678720" behindDoc="0" locked="0" layoutInCell="1" allowOverlap="1" wp14:anchorId="6EF06B8B" wp14:editId="2DEDCA30">
+            <wp:anchor distT="0" distB="0" distL="114300" distR="114300" simplePos="0" relativeHeight="251678720" behindDoc="0" locked="0" layoutInCell="1" allowOverlap="1" wp14:anchorId="6EF06B8B" wp14:editId="76659F54">
               <wp:simplePos x="0" y="0"/>
               <wp:positionH relativeFrom="column">
                 <wp:posOffset>-177165</wp:posOffset>
@@ -203,7 +215,13 @@
               <wp:extent cx="7258685" cy="0"/>
               <wp:effectExtent l="0" t="0" r="0" b="0"/>
               <wp:wrapNone/>
-              <wp:docPr id="693447509" name="Straight Connector 1"/>
+              <wp:docPr id="693447509" name="Straight Connector 1">
+                <a:extLst xmlns:a="http://schemas.openxmlformats.org/drawingml/2006/main">
+                  <a:ext uri="{C183D7F6-B498-43B3-948B-1728B52AA6E4}">
+                    <adec:decorative xmlns:adec="http://schemas.microsoft.com/office/drawing/2017/decorative" val="1"/>
+                  </a:ext>
+                </a:extLst>
+              </wp:docPr>
               <wp:cNvGraphicFramePr/>
               <a:graphic xmlns:a="http://schemas.openxmlformats.org/drawingml/2006/main">
                 <a:graphicData uri="http://schemas.microsoft.com/office/word/2010/wordprocessingShape">
@@ -249,7 +267,7 @@
         </mc:Choice>
         <mc:Fallback>
           <w:pict>
-            <v:line w14:anchorId="48ED938C" id="Straight Connector 1" o:spid="_x0000_s1026" style="position:absolute;z-index:251678720;visibility:visible;mso-wrap-style:square;mso-width-percent:0;mso-wrap-distance-left:9pt;mso-wrap-distance-top:0;mso-wrap-distance-right:9pt;mso-wrap-distance-bottom:0;mso-position-horizontal:absolute;mso-position-horizontal-relative:text;mso-position-vertical:absolute;mso-position-vertical-relative:text;mso-width-percent:0;mso-width-relative:margin" from="-13.95pt,6pt" to="557.6pt,6pt" o:gfxdata="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" strokecolor="#156082 [3204]" strokeweight="1pt">
+            <v:line w14:anchorId="2A8E84CC" id="Straight Connector 1" o:spid="_x0000_s1026" alt="&quot;&quot;" style="position:absolute;z-index:251678720;visibility:visible;mso-wrap-style:square;mso-width-percent:0;mso-wrap-distance-left:9pt;mso-wrap-distance-top:0;mso-wrap-distance-right:9pt;mso-wrap-distance-bottom:0;mso-position-horizontal:absolute;mso-position-horizontal-relative:text;mso-position-vertical:absolute;mso-position-vertical-relative:text;mso-width-percent:0;mso-width-relative:margin" from="-13.95pt,6pt" to="557.6pt,6pt" o:gfxdata="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" strokecolor="#156082 [3204]" strokeweight="1pt">
               <v:stroke joinstyle="miter"/>
             </v:line>
           </w:pict>
@@ -334,7 +352,7 @@
 </w:ftr>
 </file>
 
-<file path=word/footer2.xml><?xml version="1.0" encoding="utf-8"?>
+<file path=word/footer3.xml><?xml version="1.0" encoding="utf-8"?>
 <w:ftr xmlns:wpc="http://schemas.microsoft.com/office/word/2010/wordprocessingCanvas" xmlns:cx="http://schemas.microsoft.com/office/drawing/2014/chartex" xmlns:cx1="http://schemas.microsoft.com/office/drawing/2015/9/8/chartex" xmlns:cx2="http://schemas.microsoft.com/office/drawing/2015/10/21/chartex" xmlns:cx3="http://schemas.microsoft.com/office/drawing/2016/5/9/chartex" xmlns:cx4="http://schemas.microsoft.com/office/drawing/2016/5/10/chartex" xmlns:cx5="http://schemas.microsoft.com/office/drawing/2016/5/11/chartex" xmlns:cx6="http://schemas.microsoft.com/office/drawing/2016/5/12/chartex" xmlns:cx7="http://schemas.microsoft.com/office/drawing/2016/5/13/chartex" xmlns:cx8="http://schemas.microsoft.com/office/drawing/2016/5/14/chartex" xmlns:mc="http://schemas.openxmlformats.org/markup-compatibility/2006" xmlns:aink="http://schemas.microsoft.com/office/drawing/2016/ink" xmlns:am3d="http://schemas.microsoft.com/office/drawing/2017/model3d" xmlns:o="urn:schemas-microsoft-com:office:office" xmlns:oel="http://schemas.microsoft.com/office/2019/extlst" xmlns:r="http://schemas.openxmlformats.org/officeDocument/2006/relationships" xmlns:m="http://schemas.openxmlformats.org/officeDocument/2006/math" xmlns:v="urn:schemas-microsoft-com:vml" xmlns:wp14="http://schemas.microsoft.com/office/word/2010/wordprocessingDrawing" xmlns:wp="http://schemas.openxmlformats.org/drawingml/2006/wordprocessingDrawing" xmlns:w10="urn:schemas-microsoft-com:office:word" xmlns:w="http://schemas.openxmlformats.org/wordprocessingml/2006/main" xmlns:w14="http://schemas.microsoft.com/office/word/2010/wordml" xmlns:w15="http://schemas.microsoft.com/office/word/2012/wordml" xmlns:w16cex="http://schemas.microsoft.com/office/word/2018/wordml/cex" xmlns:w16cid="http://schemas.microsoft.com/office/word/2016/wordml/cid" xmlns:w16="http://schemas.microsoft.com/office/word/2018/wordml" xmlns:w16du="http://schemas.microsoft.com/office/word/2023/wordml/word16du" xmlns:w16sdtdh="http://schemas.microsoft.com/office/word/2020/wordml/sdtdatahash" xmlns:w16sdtfl="http://schemas.microsoft.com/office/word/2024/wordml/sdtformatlock" xmlns:w16se="http://schemas.microsoft.com/office/word/2015/wordml/symex" xmlns:wpg="http://schemas.microsoft.com/office/word/2010/wordprocessingGroup" xmlns:wpi="http://schemas.microsoft.com/office/word/2010/wordprocessingInk" xmlns:wne="http://schemas.microsoft.com/office/word/2006/wordml" xmlns:wps="http://schemas.microsoft.com/office/word/2010/wordprocessingShape" mc:Ignorable="w14 w15 w16se w16cid w16 w16cex w16sdtdh w16sdtfl w16du wp14">
   <w:p>
     <w:pPr>
@@ -355,7 +373,7 @@
       <mc:AlternateContent>
         <mc:Choice Requires="wps">
           <w:drawing>
-            <wp:anchor distT="0" distB="0" distL="114300" distR="114300" simplePos="0" relativeHeight="251676672" behindDoc="0" locked="0" layoutInCell="1" allowOverlap="1" wp14:anchorId="341F115E" wp14:editId="045192E1">
+            <wp:anchor distT="0" distB="0" distL="114300" distR="114300" simplePos="0" relativeHeight="251676672" behindDoc="0" locked="0" layoutInCell="1" allowOverlap="1" wp14:anchorId="341F115E" wp14:editId="339E5346">
               <wp:simplePos x="0" y="0"/>
               <wp:positionH relativeFrom="column">
                 <wp:posOffset>-191135</wp:posOffset>
@@ -366,7 +384,13 @@
               <wp:extent cx="7258685" cy="0"/>
               <wp:effectExtent l="0" t="0" r="0" b="0"/>
               <wp:wrapNone/>
-              <wp:docPr id="230143348" name="Straight Connector 1"/>
+              <wp:docPr id="230143348" name="Straight Connector 1">
+                <a:extLst xmlns:a="http://schemas.openxmlformats.org/drawingml/2006/main">
+                  <a:ext uri="{C183D7F6-B498-43B3-948B-1728B52AA6E4}">
+                    <adec:decorative xmlns:adec="http://schemas.microsoft.com/office/drawing/2017/decorative" val="1"/>
+                  </a:ext>
+                </a:extLst>
+              </wp:docPr>
               <wp:cNvGraphicFramePr/>
               <a:graphic xmlns:a="http://schemas.openxmlformats.org/drawingml/2006/main">
                 <a:graphicData uri="http://schemas.microsoft.com/office/word/2010/wordprocessingShape">
@@ -412,7 +436,7 @@
         </mc:Choice>
         <mc:Fallback>
           <w:pict>
-            <v:line w14:anchorId="7E832A62" id="Straight Connector 1" o:spid="_x0000_s1026" style="position:absolute;z-index:251676672;visibility:visible;mso-wrap-style:square;mso-width-percent:0;mso-wrap-distance-left:9pt;mso-wrap-distance-top:0;mso-wrap-distance-right:9pt;mso-wrap-distance-bottom:0;mso-position-horizontal:absolute;mso-position-horizontal-relative:text;mso-position-vertical:absolute;mso-position-vertical-relative:text;mso-width-percent:0;mso-width-relative:margin" from="-15.05pt,.6pt" to="556.5pt,.6pt" o:gfxdata="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" strokecolor="#156082 [3204]" strokeweight="1pt">
+            <v:line w14:anchorId="702D2B5A" id="Straight Connector 1" o:spid="_x0000_s1026" alt="&quot;&quot;" style="position:absolute;z-index:251676672;visibility:visible;mso-wrap-style:square;mso-width-percent:0;mso-wrap-distance-left:9pt;mso-wrap-distance-top:0;mso-wrap-distance-right:9pt;mso-wrap-distance-bottom:0;mso-position-horizontal:absolute;mso-position-horizontal-relative:text;mso-position-vertical:absolute;mso-position-vertical-relative:text;mso-width-percent:0;mso-width-relative:margin" from="-15.05pt,.6pt" to="556.5pt,.6pt" o:gfxdata="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" strokecolor="#156082 [3204]" strokeweight="1pt">
               <v:stroke joinstyle="miter"/>
             </v:line>
           </w:pict>
@@ -527,6 +551,16 @@
   <w:p>
     <w:pPr>
       <w:pStyle w:val="Header"/>
+    </w:pPr>
+  </w:p>
+</w:hdr>
+</file>
+
+<file path=word/header2.xml><?xml version="1.0" encoding="utf-8"?>
+<w:hdr xmlns:wpc="http://schemas.microsoft.com/office/word/2010/wordprocessingCanvas" xmlns:cx="http://schemas.microsoft.com/office/drawing/2014/chartex" xmlns:cx1="http://schemas.microsoft.com/office/drawing/2015/9/8/chartex" xmlns:cx2="http://schemas.microsoft.com/office/drawing/2015/10/21/chartex" xmlns:cx3="http://schemas.microsoft.com/office/drawing/2016/5/9/chartex" xmlns:cx4="http://schemas.microsoft.com/office/drawing/2016/5/10/chartex" xmlns:cx5="http://schemas.microsoft.com/office/drawing/2016/5/11/chartex" xmlns:cx6="http://schemas.microsoft.com/office/drawing/2016/5/12/chartex" xmlns:cx7="http://schemas.microsoft.com/office/drawing/2016/5/13/chartex" xmlns:cx8="http://schemas.microsoft.com/office/drawing/2016/5/14/chartex" xmlns:mc="http://schemas.openxmlformats.org/markup-compatibility/2006" xmlns:aink="http://schemas.microsoft.com/office/drawing/2016/ink" xmlns:am3d="http://schemas.microsoft.com/office/drawing/2017/model3d" xmlns:o="urn:schemas-microsoft-com:office:office" xmlns:oel="http://schemas.microsoft.com/office/2019/extlst" xmlns:r="http://schemas.openxmlformats.org/officeDocument/2006/relationships" xmlns:m="http://schemas.openxmlformats.org/officeDocument/2006/math" xmlns:v="urn:schemas-microsoft-com:vml" xmlns:wp14="http://schemas.microsoft.com/office/word/2010/wordprocessingDrawing" xmlns:wp="http://schemas.openxmlformats.org/drawingml/2006/wordprocessingDrawing" xmlns:w10="urn:schemas-microsoft-com:office:word" xmlns:w="http://schemas.openxmlformats.org/wordprocessingml/2006/main" xmlns:w14="http://schemas.microsoft.com/office/word/2010/wordml" xmlns:w15="http://schemas.microsoft.com/office/word/2012/wordml" xmlns:w16cex="http://schemas.microsoft.com/office/word/2018/wordml/cex" xmlns:w16cid="http://schemas.microsoft.com/office/word/2016/wordml/cid" xmlns:w16="http://schemas.microsoft.com/office/word/2018/wordml" xmlns:w16du="http://schemas.microsoft.com/office/word/2023/wordml/word16du" xmlns:w16sdtdh="http://schemas.microsoft.com/office/word/2020/wordml/sdtdatahash" xmlns:w16sdtfl="http://schemas.microsoft.com/office/word/2024/wordml/sdtformatlock" xmlns:w16se="http://schemas.microsoft.com/office/word/2015/wordml/symex" xmlns:wpg="http://schemas.microsoft.com/office/word/2010/wordprocessingGroup" xmlns:wpi="http://schemas.microsoft.com/office/word/2010/wordprocessingInk" xmlns:wne="http://schemas.microsoft.com/office/word/2006/wordml" xmlns:wps="http://schemas.microsoft.com/office/word/2010/wordprocessingShape" mc:Ignorable="w14 w15 w16se w16cid w16 w16cex w16sdtdh w16sdtfl w16du wp14">
+  <w:p>
+    <w:pPr>
+      <w:pStyle w:val="Header"/>
       <w:tabs>
         <w:tab w:val="clear" w:pos="4680"/>
         <w:tab w:val="clear" w:pos="9360"/>
@@ -568,7 +602,7 @@
       <mc:AlternateContent>
         <mc:Choice Requires="wps">
           <w:drawing>
-            <wp:anchor distT="0" distB="0" distL="114300" distR="114300" simplePos="0" relativeHeight="251664384" behindDoc="0" locked="0" layoutInCell="1" allowOverlap="1" wp14:anchorId="48690EF1" wp14:editId="2C32EC80">
+            <wp:anchor distT="0" distB="0" distL="114300" distR="114300" simplePos="0" relativeHeight="251664384" behindDoc="0" locked="0" layoutInCell="1" allowOverlap="1" wp14:anchorId="48690EF1" wp14:editId="24F56D0F">
               <wp:simplePos x="0" y="0"/>
               <wp:positionH relativeFrom="column">
                 <wp:posOffset>-177282</wp:posOffset>
@@ -579,7 +613,13 @@
               <wp:extent cx="7259217" cy="0"/>
               <wp:effectExtent l="0" t="0" r="0" b="0"/>
               <wp:wrapNone/>
-              <wp:docPr id="1755723922" name="Straight Connector 1"/>
+              <wp:docPr id="1755723922" name="Straight Connector 1">
+                <a:extLst xmlns:a="http://schemas.openxmlformats.org/drawingml/2006/main">
+                  <a:ext uri="{C183D7F6-B498-43B3-948B-1728B52AA6E4}">
+                    <adec:decorative xmlns:adec="http://schemas.microsoft.com/office/drawing/2017/decorative" val="1"/>
+                  </a:ext>
+                </a:extLst>
+              </wp:docPr>
               <wp:cNvGraphicFramePr/>
               <a:graphic xmlns:a="http://schemas.openxmlformats.org/drawingml/2006/main">
                 <a:graphicData uri="http://schemas.microsoft.com/office/word/2010/wordprocessingShape">
@@ -625,7 +665,7 @@
         </mc:Choice>
         <mc:Fallback>
           <w:pict>
-            <v:line w14:anchorId="57BB007B" id="Straight Connector 1" o:spid="_x0000_s1026" style="position:absolute;z-index:251664384;visibility:visible;mso-wrap-style:square;mso-width-percent:0;mso-wrap-distance-left:9pt;mso-wrap-distance-top:0;mso-wrap-distance-right:9pt;mso-wrap-distance-bottom:0;mso-position-horizontal:absolute;mso-position-horizontal-relative:text;mso-position-vertical:absolute;mso-position-vertical-relative:text;mso-width-percent:0;mso-width-relative:margin" from="-13.95pt,13.55pt" to="557.65pt,13.55pt" o:gfxdata="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" strokecolor="#156082 [3204]" strokeweight="1pt">
+            <v:line w14:anchorId="2D836003" id="Straight Connector 1" o:spid="_x0000_s1026" alt="&quot;&quot;" style="position:absolute;z-index:251664384;visibility:visible;mso-wrap-style:square;mso-width-percent:0;mso-wrap-distance-left:9pt;mso-wrap-distance-top:0;mso-wrap-distance-right:9pt;mso-wrap-distance-bottom:0;mso-position-horizontal:absolute;mso-position-horizontal-relative:text;mso-position-vertical:absolute;mso-position-vertical-relative:text;mso-width-percent:0;mso-width-relative:margin" from="-13.95pt,13.55pt" to="557.65pt,13.55pt" o:gfxdata="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" strokecolor="#156082 [3204]" strokeweight="1pt">
               <v:stroke joinstyle="miter"/>
             </v:line>
           </w:pict>
@@ -636,7 +676,7 @@
 </w:hdr>
 </file>
 
-<file path=word/header2.xml><?xml version="1.0" encoding="utf-8"?>
+<file path=word/header3.xml><?xml version="1.0" encoding="utf-8"?>
 <w:hdr xmlns:wpc="http://schemas.microsoft.com/office/word/2010/wordprocessingCanvas" xmlns:cx="http://schemas.microsoft.com/office/drawing/2014/chartex" xmlns:cx1="http://schemas.microsoft.com/office/drawing/2015/9/8/chartex" xmlns:cx2="http://schemas.microsoft.com/office/drawing/2015/10/21/chartex" xmlns:cx3="http://schemas.microsoft.com/office/drawing/2016/5/9/chartex" xmlns:cx4="http://schemas.microsoft.com/office/drawing/2016/5/10/chartex" xmlns:cx5="http://schemas.microsoft.com/office/drawing/2016/5/11/chartex" xmlns:cx6="http://schemas.microsoft.com/office/drawing/2016/5/12/chartex" xmlns:cx7="http://schemas.microsoft.com/office/drawing/2016/5/13/chartex" xmlns:cx8="http://schemas.microsoft.com/office/drawing/2016/5/14/chartex" xmlns:mc="http://schemas.openxmlformats.org/markup-compatibility/2006" xmlns:aink="http://schemas.microsoft.com/office/drawing/2016/ink" xmlns:am3d="http://schemas.microsoft.com/office/drawing/2017/model3d" xmlns:o="urn:schemas-microsoft-com:office:office" xmlns:oel="http://schemas.microsoft.com/office/2019/extlst" xmlns:r="http://schemas.openxmlformats.org/officeDocument/2006/relationships" xmlns:m="http://schemas.openxmlformats.org/officeDocument/2006/math" xmlns:v="urn:schemas-microsoft-com:vml" xmlns:wp14="http://schemas.microsoft.com/office/word/2010/wordprocessingDrawing" xmlns:wp="http://schemas.openxmlformats.org/drawingml/2006/wordprocessingDrawing" xmlns:w10="urn:schemas-microsoft-com:office:word" xmlns:w="http://schemas.openxmlformats.org/wordprocessingml/2006/main" xmlns:w14="http://schemas.microsoft.com/office/word/2010/wordml" xmlns:w15="http://schemas.microsoft.com/office/word/2012/wordml" xmlns:w16cex="http://schemas.microsoft.com/office/word/2018/wordml/cex" xmlns:w16cid="http://schemas.microsoft.com/office/word/2016/wordml/cid" xmlns:w16="http://schemas.microsoft.com/office/word/2018/wordml" xmlns:w16du="http://schemas.microsoft.com/office/word/2023/wordml/word16du" xmlns:w16sdtdh="http://schemas.microsoft.com/office/word/2020/wordml/sdtdatahash" xmlns:w16sdtfl="http://schemas.microsoft.com/office/word/2024/wordml/sdtformatlock" xmlns:w16se="http://schemas.microsoft.com/office/word/2015/wordml/symex" xmlns:wpg="http://schemas.microsoft.com/office/word/2010/wordprocessingGroup" xmlns:wpi="http://schemas.microsoft.com/office/word/2010/wordprocessingInk" xmlns:wne="http://schemas.microsoft.com/office/word/2006/wordml" xmlns:wps="http://schemas.microsoft.com/office/word/2010/wordprocessingShape" mc:Ignorable="w14 w15 w16se w16cid w16 w16cex w16sdtdh w16sdtfl w16du wp14">
   <w:p>
     <w:pPr>

--- a/report_generation/template - Copy.docx
+++ b/report_generation/template - Copy.docx
@@ -10,13 +10,10 @@
     <w:p>
       <w:pPr>
         <w:pStyle w:val="Heading2"/>
+        <w:jc w:val="left"/>
       </w:pPr>
     </w:p>
-    <w:p>
-      <w:pPr>
-        <w:jc w:val="center"/>
-      </w:pPr>
-    </w:p>
+    <w:p/>
     <w:p/>
     <w:p>
       <w:pPr>
@@ -35,9 +32,6 @@
           <w:tab w:val="left" w:pos="3417"/>
         </w:tabs>
       </w:pPr>
-      <w:r>
-        <w:tab/>
-      </w:r>
     </w:p>
     <w:p/>
     <w:p/>
@@ -125,6 +119,7 @@
         </w:tabs>
       </w:pPr>
       <w:r>
+        <w:lastRenderedPageBreak/>
         <w:tab/>
       </w:r>
       <w:r>
@@ -132,12 +127,10 @@
       </w:r>
     </w:p>
     <w:sectPr>
-      <w:headerReference w:type="even" r:id="rId6"/>
-      <w:headerReference w:type="default" r:id="rId7"/>
-      <w:footerReference w:type="even" r:id="rId8"/>
-      <w:footerReference w:type="default" r:id="rId9"/>
-      <w:headerReference w:type="first" r:id="rId10"/>
-      <w:footerReference w:type="first" r:id="rId11"/>
+      <w:headerReference w:type="default" r:id="rId6"/>
+      <w:footerReference w:type="default" r:id="rId7"/>
+      <w:headerReference w:type="first" r:id="rId8"/>
+      <w:footerReference w:type="first" r:id="rId9"/>
       <w:pgSz w:w="12240" w:h="15840"/>
       <w:pgMar w:top="720" w:right="720" w:bottom="720" w:left="720" w:header="720" w:footer="720" w:gutter="0"/>
       <w:cols w:space="720"/>
@@ -178,16 +171,6 @@
   <w:p>
     <w:pPr>
       <w:pStyle w:val="Footer"/>
-    </w:pPr>
-  </w:p>
-</w:ftr>
-</file>
-
-<file path=word/footer2.xml><?xml version="1.0" encoding="utf-8"?>
-<w:ftr xmlns:wpc="http://schemas.microsoft.com/office/word/2010/wordprocessingCanvas" xmlns:cx="http://schemas.microsoft.com/office/drawing/2014/chartex" xmlns:cx1="http://schemas.microsoft.com/office/drawing/2015/9/8/chartex" xmlns:cx2="http://schemas.microsoft.com/office/drawing/2015/10/21/chartex" xmlns:cx3="http://schemas.microsoft.com/office/drawing/2016/5/9/chartex" xmlns:cx4="http://schemas.microsoft.com/office/drawing/2016/5/10/chartex" xmlns:cx5="http://schemas.microsoft.com/office/drawing/2016/5/11/chartex" xmlns:cx6="http://schemas.microsoft.com/office/drawing/2016/5/12/chartex" xmlns:cx7="http://schemas.microsoft.com/office/drawing/2016/5/13/chartex" xmlns:cx8="http://schemas.microsoft.com/office/drawing/2016/5/14/chartex" xmlns:mc="http://schemas.openxmlformats.org/markup-compatibility/2006" xmlns:aink="http://schemas.microsoft.com/office/drawing/2016/ink" xmlns:am3d="http://schemas.microsoft.com/office/drawing/2017/model3d" xmlns:o="urn:schemas-microsoft-com:office:office" xmlns:oel="http://schemas.microsoft.com/office/2019/extlst" xmlns:r="http://schemas.openxmlformats.org/officeDocument/2006/relationships" xmlns:m="http://schemas.openxmlformats.org/officeDocument/2006/math" xmlns:v="urn:schemas-microsoft-com:vml" xmlns:wp14="http://schemas.microsoft.com/office/word/2010/wordprocessingDrawing" xmlns:wp="http://schemas.openxmlformats.org/drawingml/2006/wordprocessingDrawing" xmlns:w10="urn:schemas-microsoft-com:office:word" xmlns:w="http://schemas.openxmlformats.org/wordprocessingml/2006/main" xmlns:w14="http://schemas.microsoft.com/office/word/2010/wordml" xmlns:w15="http://schemas.microsoft.com/office/word/2012/wordml" xmlns:w16cex="http://schemas.microsoft.com/office/word/2018/wordml/cex" xmlns:w16cid="http://schemas.microsoft.com/office/word/2016/wordml/cid" xmlns:w16="http://schemas.microsoft.com/office/word/2018/wordml" xmlns:w16du="http://schemas.microsoft.com/office/word/2023/wordml/word16du" xmlns:w16sdtdh="http://schemas.microsoft.com/office/word/2020/wordml/sdtdatahash" xmlns:w16sdtfl="http://schemas.microsoft.com/office/word/2024/wordml/sdtformatlock" xmlns:w16se="http://schemas.microsoft.com/office/word/2015/wordml/symex" xmlns:wpg="http://schemas.microsoft.com/office/word/2010/wordprocessingGroup" xmlns:wpi="http://schemas.microsoft.com/office/word/2010/wordprocessingInk" xmlns:wne="http://schemas.microsoft.com/office/word/2006/wordml" xmlns:wps="http://schemas.microsoft.com/office/word/2010/wordprocessingShape" mc:Ignorable="w14 w15 w16se w16cid w16 w16cex w16sdtdh w16sdtfl w16du wp14">
-  <w:p>
-    <w:pPr>
-      <w:pStyle w:val="Footer"/>
       <w:spacing w:before="240"/>
       <w:jc w:val="center"/>
       <w:rPr>
@@ -204,13 +187,13 @@
       <mc:AlternateContent>
         <mc:Choice Requires="wps">
           <w:drawing>
-            <wp:anchor distT="0" distB="0" distL="114300" distR="114300" simplePos="0" relativeHeight="251678720" behindDoc="0" locked="0" layoutInCell="1" allowOverlap="1" wp14:anchorId="6EF06B8B" wp14:editId="76659F54">
+            <wp:anchor distT="0" distB="0" distL="114300" distR="114300" simplePos="0" relativeHeight="251678720" behindDoc="0" locked="0" layoutInCell="1" allowOverlap="1" wp14:anchorId="6EF06B8B" wp14:editId="6C4D02F4">
               <wp:simplePos x="0" y="0"/>
               <wp:positionH relativeFrom="column">
                 <wp:posOffset>-177165</wp:posOffset>
               </wp:positionH>
               <wp:positionV relativeFrom="paragraph">
-                <wp:posOffset>76363</wp:posOffset>
+                <wp:posOffset>96845</wp:posOffset>
               </wp:positionV>
               <wp:extent cx="7258685" cy="0"/>
               <wp:effectExtent l="0" t="0" r="0" b="0"/>
@@ -267,7 +250,7 @@
         </mc:Choice>
         <mc:Fallback>
           <w:pict>
-            <v:line w14:anchorId="2A8E84CC" id="Straight Connector 1" o:spid="_x0000_s1026" alt="&quot;&quot;" style="position:absolute;z-index:251678720;visibility:visible;mso-wrap-style:square;mso-width-percent:0;mso-wrap-distance-left:9pt;mso-wrap-distance-top:0;mso-wrap-distance-right:9pt;mso-wrap-distance-bottom:0;mso-position-horizontal:absolute;mso-position-horizontal-relative:text;mso-position-vertical:absolute;mso-position-vertical-relative:text;mso-width-percent:0;mso-width-relative:margin" from="-13.95pt,6pt" to="557.6pt,6pt" o:gfxdata="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" strokecolor="#156082 [3204]" strokeweight="1pt">
+            <v:line w14:anchorId="70FF11A5" id="Straight Connector 1" o:spid="_x0000_s1026" alt="&quot;&quot;" style="position:absolute;z-index:251678720;visibility:visible;mso-wrap-style:square;mso-width-percent:0;mso-wrap-distance-left:9pt;mso-wrap-distance-top:0;mso-wrap-distance-right:9pt;mso-wrap-distance-bottom:0;mso-position-horizontal:absolute;mso-position-horizontal-relative:text;mso-position-vertical:absolute;mso-position-vertical-relative:text;mso-width-percent:0;mso-width-relative:margin" from="-13.95pt,7.65pt" to="557.6pt,7.65pt" o:gfxdata="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" strokecolor="#156082 [3204]" strokeweight="1pt">
               <v:stroke joinstyle="miter"/>
             </v:line>
           </w:pict>
@@ -352,12 +335,11 @@
 </w:ftr>
 </file>
 
-<file path=word/footer3.xml><?xml version="1.0" encoding="utf-8"?>
+<file path=word/footer2.xml><?xml version="1.0" encoding="utf-8"?>
 <w:ftr xmlns:wpc="http://schemas.microsoft.com/office/word/2010/wordprocessingCanvas" xmlns:cx="http://schemas.microsoft.com/office/drawing/2014/chartex" xmlns:cx1="http://schemas.microsoft.com/office/drawing/2015/9/8/chartex" xmlns:cx2="http://schemas.microsoft.com/office/drawing/2015/10/21/chartex" xmlns:cx3="http://schemas.microsoft.com/office/drawing/2016/5/9/chartex" xmlns:cx4="http://schemas.microsoft.com/office/drawing/2016/5/10/chartex" xmlns:cx5="http://schemas.microsoft.com/office/drawing/2016/5/11/chartex" xmlns:cx6="http://schemas.microsoft.com/office/drawing/2016/5/12/chartex" xmlns:cx7="http://schemas.microsoft.com/office/drawing/2016/5/13/chartex" xmlns:cx8="http://schemas.microsoft.com/office/drawing/2016/5/14/chartex" xmlns:mc="http://schemas.openxmlformats.org/markup-compatibility/2006" xmlns:aink="http://schemas.microsoft.com/office/drawing/2016/ink" xmlns:am3d="http://schemas.microsoft.com/office/drawing/2017/model3d" xmlns:o="urn:schemas-microsoft-com:office:office" xmlns:oel="http://schemas.microsoft.com/office/2019/extlst" xmlns:r="http://schemas.openxmlformats.org/officeDocument/2006/relationships" xmlns:m="http://schemas.openxmlformats.org/officeDocument/2006/math" xmlns:v="urn:schemas-microsoft-com:vml" xmlns:wp14="http://schemas.microsoft.com/office/word/2010/wordprocessingDrawing" xmlns:wp="http://schemas.openxmlformats.org/drawingml/2006/wordprocessingDrawing" xmlns:w10="urn:schemas-microsoft-com:office:word" xmlns:w="http://schemas.openxmlformats.org/wordprocessingml/2006/main" xmlns:w14="http://schemas.microsoft.com/office/word/2010/wordml" xmlns:w15="http://schemas.microsoft.com/office/word/2012/wordml" xmlns:w16cex="http://schemas.microsoft.com/office/word/2018/wordml/cex" xmlns:w16cid="http://schemas.microsoft.com/office/word/2016/wordml/cid" xmlns:w16="http://schemas.microsoft.com/office/word/2018/wordml" xmlns:w16du="http://schemas.microsoft.com/office/word/2023/wordml/word16du" xmlns:w16sdtdh="http://schemas.microsoft.com/office/word/2020/wordml/sdtdatahash" xmlns:w16sdtfl="http://schemas.microsoft.com/office/word/2024/wordml/sdtformatlock" xmlns:w16se="http://schemas.microsoft.com/office/word/2015/wordml/symex" xmlns:wpg="http://schemas.microsoft.com/office/word/2010/wordprocessingGroup" xmlns:wpi="http://schemas.microsoft.com/office/word/2010/wordprocessingInk" xmlns:wne="http://schemas.microsoft.com/office/word/2006/wordml" xmlns:wps="http://schemas.microsoft.com/office/word/2010/wordprocessingShape" mc:Ignorable="w14 w15 w16se w16cid w16 w16cex w16sdtdh w16sdtfl w16du wp14">
   <w:p>
     <w:pPr>
       <w:pStyle w:val="Footer"/>
-      <w:spacing w:before="120"/>
       <w:jc w:val="center"/>
       <w:rPr>
         <w:color w:val="156082" w:themeColor="accent1"/>
@@ -551,21 +533,11 @@
   <w:p>
     <w:pPr>
       <w:pStyle w:val="Header"/>
-    </w:pPr>
-  </w:p>
-</w:hdr>
-</file>
-
-<file path=word/header2.xml><?xml version="1.0" encoding="utf-8"?>
-<w:hdr xmlns:wpc="http://schemas.microsoft.com/office/word/2010/wordprocessingCanvas" xmlns:cx="http://schemas.microsoft.com/office/drawing/2014/chartex" xmlns:cx1="http://schemas.microsoft.com/office/drawing/2015/9/8/chartex" xmlns:cx2="http://schemas.microsoft.com/office/drawing/2015/10/21/chartex" xmlns:cx3="http://schemas.microsoft.com/office/drawing/2016/5/9/chartex" xmlns:cx4="http://schemas.microsoft.com/office/drawing/2016/5/10/chartex" xmlns:cx5="http://schemas.microsoft.com/office/drawing/2016/5/11/chartex" xmlns:cx6="http://schemas.microsoft.com/office/drawing/2016/5/12/chartex" xmlns:cx7="http://schemas.microsoft.com/office/drawing/2016/5/13/chartex" xmlns:cx8="http://schemas.microsoft.com/office/drawing/2016/5/14/chartex" xmlns:mc="http://schemas.openxmlformats.org/markup-compatibility/2006" xmlns:aink="http://schemas.microsoft.com/office/drawing/2016/ink" xmlns:am3d="http://schemas.microsoft.com/office/drawing/2017/model3d" xmlns:o="urn:schemas-microsoft-com:office:office" xmlns:oel="http://schemas.microsoft.com/office/2019/extlst" xmlns:r="http://schemas.openxmlformats.org/officeDocument/2006/relationships" xmlns:m="http://schemas.openxmlformats.org/officeDocument/2006/math" xmlns:v="urn:schemas-microsoft-com:vml" xmlns:wp14="http://schemas.microsoft.com/office/word/2010/wordprocessingDrawing" xmlns:wp="http://schemas.openxmlformats.org/drawingml/2006/wordprocessingDrawing" xmlns:w10="urn:schemas-microsoft-com:office:word" xmlns:w="http://schemas.openxmlformats.org/wordprocessingml/2006/main" xmlns:w14="http://schemas.microsoft.com/office/word/2010/wordml" xmlns:w15="http://schemas.microsoft.com/office/word/2012/wordml" xmlns:w16cex="http://schemas.microsoft.com/office/word/2018/wordml/cex" xmlns:w16cid="http://schemas.microsoft.com/office/word/2016/wordml/cid" xmlns:w16="http://schemas.microsoft.com/office/word/2018/wordml" xmlns:w16du="http://schemas.microsoft.com/office/word/2023/wordml/word16du" xmlns:w16sdtdh="http://schemas.microsoft.com/office/word/2020/wordml/sdtdatahash" xmlns:w16sdtfl="http://schemas.microsoft.com/office/word/2024/wordml/sdtformatlock" xmlns:w16se="http://schemas.microsoft.com/office/word/2015/wordml/symex" xmlns:wpg="http://schemas.microsoft.com/office/word/2010/wordprocessingGroup" xmlns:wpi="http://schemas.microsoft.com/office/word/2010/wordprocessingInk" xmlns:wne="http://schemas.microsoft.com/office/word/2006/wordml" xmlns:wps="http://schemas.microsoft.com/office/word/2010/wordprocessingShape" mc:Ignorable="w14 w15 w16se w16cid w16 w16cex w16sdtdh w16sdtfl w16du wp14">
-  <w:p>
-    <w:pPr>
-      <w:pStyle w:val="Header"/>
       <w:tabs>
         <w:tab w:val="clear" w:pos="4680"/>
         <w:tab w:val="clear" w:pos="9360"/>
       </w:tabs>
-      <w:spacing w:after="240"/>
+      <w:spacing w:before="0" w:after="240"/>
       <w:rPr>
         <w:sz w:val="20"/>
         <w:szCs w:val="20"/>
@@ -676,96 +648,13 @@
 </w:hdr>
 </file>
 
-<file path=word/header3.xml><?xml version="1.0" encoding="utf-8"?>
+<file path=word/header2.xml><?xml version="1.0" encoding="utf-8"?>
 <w:hdr xmlns:wpc="http://schemas.microsoft.com/office/word/2010/wordprocessingCanvas" xmlns:cx="http://schemas.microsoft.com/office/drawing/2014/chartex" xmlns:cx1="http://schemas.microsoft.com/office/drawing/2015/9/8/chartex" xmlns:cx2="http://schemas.microsoft.com/office/drawing/2015/10/21/chartex" xmlns:cx3="http://schemas.microsoft.com/office/drawing/2016/5/9/chartex" xmlns:cx4="http://schemas.microsoft.com/office/drawing/2016/5/10/chartex" xmlns:cx5="http://schemas.microsoft.com/office/drawing/2016/5/11/chartex" xmlns:cx6="http://schemas.microsoft.com/office/drawing/2016/5/12/chartex" xmlns:cx7="http://schemas.microsoft.com/office/drawing/2016/5/13/chartex" xmlns:cx8="http://schemas.microsoft.com/office/drawing/2016/5/14/chartex" xmlns:mc="http://schemas.openxmlformats.org/markup-compatibility/2006" xmlns:aink="http://schemas.microsoft.com/office/drawing/2016/ink" xmlns:am3d="http://schemas.microsoft.com/office/drawing/2017/model3d" xmlns:o="urn:schemas-microsoft-com:office:office" xmlns:oel="http://schemas.microsoft.com/office/2019/extlst" xmlns:r="http://schemas.openxmlformats.org/officeDocument/2006/relationships" xmlns:m="http://schemas.openxmlformats.org/officeDocument/2006/math" xmlns:v="urn:schemas-microsoft-com:vml" xmlns:wp14="http://schemas.microsoft.com/office/word/2010/wordprocessingDrawing" xmlns:wp="http://schemas.openxmlformats.org/drawingml/2006/wordprocessingDrawing" xmlns:w10="urn:schemas-microsoft-com:office:word" xmlns:w="http://schemas.openxmlformats.org/wordprocessingml/2006/main" xmlns:w14="http://schemas.microsoft.com/office/word/2010/wordml" xmlns:w15="http://schemas.microsoft.com/office/word/2012/wordml" xmlns:w16cex="http://schemas.microsoft.com/office/word/2018/wordml/cex" xmlns:w16cid="http://schemas.microsoft.com/office/word/2016/wordml/cid" xmlns:w16="http://schemas.microsoft.com/office/word/2018/wordml" xmlns:w16du="http://schemas.microsoft.com/office/word/2023/wordml/word16du" xmlns:w16sdtdh="http://schemas.microsoft.com/office/word/2020/wordml/sdtdatahash" xmlns:w16sdtfl="http://schemas.microsoft.com/office/word/2024/wordml/sdtformatlock" xmlns:w16se="http://schemas.microsoft.com/office/word/2015/wordml/symex" xmlns:wpg="http://schemas.microsoft.com/office/word/2010/wordprocessingGroup" xmlns:wpi="http://schemas.microsoft.com/office/word/2010/wordprocessingInk" xmlns:wne="http://schemas.microsoft.com/office/word/2006/wordml" xmlns:wps="http://schemas.microsoft.com/office/word/2010/wordprocessingShape" mc:Ignorable="w14 w15 w16se w16cid w16 w16cex w16sdtdh w16sdtfl w16du wp14">
   <w:p>
     <w:pPr>
       <w:pStyle w:val="Title"/>
-    </w:pPr>
-    <w:r>
-      <w:rPr>
-        <w:noProof/>
-        <w:color w:val="156082" w:themeColor="accent1"/>
-        <w:sz w:val="22"/>
-        <w:szCs w:val="22"/>
-      </w:rPr>
-      <w:drawing>
-        <wp:anchor distT="0" distB="0" distL="114300" distR="114300" simplePos="0" relativeHeight="251662336" behindDoc="1" locked="0" layoutInCell="1" allowOverlap="1" wp14:anchorId="4663F0C6" wp14:editId="6BE86DF1">
-          <wp:simplePos x="0" y="0"/>
-          <wp:positionH relativeFrom="column">
-            <wp:posOffset>5336540</wp:posOffset>
-          </wp:positionH>
-          <wp:positionV relativeFrom="paragraph">
-            <wp:posOffset>-14605</wp:posOffset>
-          </wp:positionV>
-          <wp:extent cx="1437640" cy="753745"/>
-          <wp:effectExtent l="0" t="0" r="0" b="8255"/>
-          <wp:wrapTight wrapText="bothSides">
-            <wp:wrapPolygon edited="0">
-              <wp:start x="4293" y="0"/>
-              <wp:lineTo x="2576" y="1638"/>
-              <wp:lineTo x="0" y="6551"/>
-              <wp:lineTo x="0" y="20199"/>
-              <wp:lineTo x="2576" y="21291"/>
-              <wp:lineTo x="9731" y="21291"/>
-              <wp:lineTo x="10876" y="21291"/>
-              <wp:lineTo x="21180" y="19107"/>
-              <wp:lineTo x="21180" y="6005"/>
-              <wp:lineTo x="8300" y="0"/>
-              <wp:lineTo x="4293" y="0"/>
-            </wp:wrapPolygon>
-          </wp:wrapTight>
-          <wp:docPr id="394384637" name="Picture 2" descr="Logo for the New Hampshire Department of Environmental Services."/>
-          <wp:cNvGraphicFramePr>
-            <a:graphicFrameLocks xmlns:a="http://schemas.openxmlformats.org/drawingml/2006/main" noChangeAspect="1"/>
-          </wp:cNvGraphicFramePr>
-          <a:graphic xmlns:a="http://schemas.openxmlformats.org/drawingml/2006/main">
-            <a:graphicData uri="http://schemas.openxmlformats.org/drawingml/2006/picture">
-              <pic:pic xmlns:pic="http://schemas.openxmlformats.org/drawingml/2006/picture">
-                <pic:nvPicPr>
-                  <pic:cNvPr id="1646606622" name="Picture 2" descr="Logo for the New Hampshire Department of Environmental Services."/>
-                  <pic:cNvPicPr>
-                    <a:picLocks noChangeAspect="1" noChangeArrowheads="1"/>
-                  </pic:cNvPicPr>
-                </pic:nvPicPr>
-                <pic:blipFill>
-                  <a:blip r:embed="rId1">
-                    <a:extLst>
-                      <a:ext uri="{28A0092B-C50C-407E-A947-70E740481C1C}">
-                        <a14:useLocalDpi xmlns:a14="http://schemas.microsoft.com/office/drawing/2010/main" val="0"/>
-                      </a:ext>
-                    </a:extLst>
-                  </a:blip>
-                  <a:srcRect/>
-                  <a:stretch>
-                    <a:fillRect/>
-                  </a:stretch>
-                </pic:blipFill>
-                <pic:spPr bwMode="auto">
-                  <a:xfrm>
-                    <a:off x="0" y="0"/>
-                    <a:ext cx="1437640" cy="753745"/>
-                  </a:xfrm>
-                  <a:prstGeom prst="rect">
-                    <a:avLst/>
-                  </a:prstGeom>
-                  <a:noFill/>
-                  <a:ln>
-                    <a:noFill/>
-                  </a:ln>
-                </pic:spPr>
-              </pic:pic>
-            </a:graphicData>
-          </a:graphic>
-          <wp14:sizeRelH relativeFrom="page">
-            <wp14:pctWidth>0</wp14:pctWidth>
-          </wp14:sizeRelH>
-          <wp14:sizeRelV relativeFrom="page">
-            <wp14:pctHeight>0</wp14:pctHeight>
-          </wp14:sizeRelV>
-        </wp:anchor>
-      </w:drawing>
-    </w:r>
+      <w:spacing w:before="0"/>
+    </w:pPr>
     <w:r>
       <w:rPr>
         <w:noProof/>
@@ -776,13 +665,13 @@
       <mc:AlternateContent>
         <mc:Choice Requires="wps">
           <w:drawing>
-            <wp:anchor distT="0" distB="0" distL="114300" distR="114300" simplePos="0" relativeHeight="251666432" behindDoc="0" locked="0" layoutInCell="1" allowOverlap="1" wp14:anchorId="59776FEE" wp14:editId="47EEA7D6">
+            <wp:anchor distT="0" distB="0" distL="114300" distR="114300" simplePos="0" relativeHeight="251666432" behindDoc="0" locked="0" layoutInCell="1" allowOverlap="1" wp14:anchorId="59776FEE" wp14:editId="5F56251C">
               <wp:simplePos x="0" y="0"/>
               <wp:positionH relativeFrom="column">
                 <wp:posOffset>0</wp:posOffset>
               </wp:positionH>
               <wp:positionV relativeFrom="paragraph">
-                <wp:posOffset>-51507</wp:posOffset>
+                <wp:posOffset>-22274</wp:posOffset>
               </wp:positionV>
               <wp:extent cx="6774180" cy="0"/>
               <wp:effectExtent l="0" t="0" r="0" b="0"/>
@@ -809,7 +698,7 @@
                       </a:prstGeom>
                       <a:ln w="12700">
                         <a:solidFill>
-                          <a:srgbClr val="002060"/>
+                          <a:schemeClr val="accent1"/>
                         </a:solidFill>
                       </a:ln>
                     </wps:spPr>
@@ -839,7 +728,7 @@
         </mc:Choice>
         <mc:Fallback>
           <w:pict>
-            <v:line w14:anchorId="61275B2B" id="Straight Connector 1" o:spid="_x0000_s1026" alt="&quot;&quot;" style="position:absolute;z-index:251666432;visibility:visible;mso-wrap-style:square;mso-width-percent:0;mso-wrap-distance-left:9pt;mso-wrap-distance-top:0;mso-wrap-distance-right:9pt;mso-wrap-distance-bottom:0;mso-position-horizontal:absolute;mso-position-horizontal-relative:text;mso-position-vertical:absolute;mso-position-vertical-relative:text;mso-width-percent:0;mso-width-relative:margin" from="0,-4.05pt" to="533.4pt,-4.05pt" o:gfxdata="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" strokecolor="#002060" strokeweight="1pt">
+            <v:line w14:anchorId="7C16F3DD" id="Straight Connector 1" o:spid="_x0000_s1026" alt="&quot;&quot;" style="position:absolute;z-index:251666432;visibility:visible;mso-wrap-style:square;mso-width-percent:0;mso-wrap-distance-left:9pt;mso-wrap-distance-top:0;mso-wrap-distance-right:9pt;mso-wrap-distance-bottom:0;mso-position-horizontal:absolute;mso-position-horizontal-relative:text;mso-position-vertical:absolute;mso-position-vertical-relative:text;mso-width-percent:0;mso-width-relative:margin" from="0,-1.75pt" to="533.4pt,-1.75pt" o:gfxdata="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" strokecolor="#156082 [3204]" strokeweight="1pt">
               <v:stroke joinstyle="miter"/>
             </v:line>
           </w:pict>
@@ -847,6 +736,83 @@
       </mc:AlternateContent>
     </w:r>
     <w:r>
+      <w:rPr>
+        <w:noProof/>
+        <w:color w:val="156082" w:themeColor="accent1"/>
+        <w:sz w:val="22"/>
+        <w:szCs w:val="22"/>
+      </w:rPr>
+      <w:drawing>
+        <wp:anchor distT="0" distB="0" distL="114300" distR="114300" simplePos="0" relativeHeight="251662336" behindDoc="1" locked="0" layoutInCell="1" allowOverlap="1" wp14:anchorId="4663F0C6" wp14:editId="3B42F61C">
+          <wp:simplePos x="0" y="0"/>
+          <wp:positionH relativeFrom="column">
+            <wp:posOffset>5333951</wp:posOffset>
+          </wp:positionH>
+          <wp:positionV relativeFrom="paragraph">
+            <wp:posOffset>-45720</wp:posOffset>
+          </wp:positionV>
+          <wp:extent cx="1472565" cy="855980"/>
+          <wp:effectExtent l="0" t="0" r="0" b="1270"/>
+          <wp:wrapTight wrapText="bothSides">
+            <wp:wrapPolygon edited="0">
+              <wp:start x="0" y="0"/>
+              <wp:lineTo x="0" y="21151"/>
+              <wp:lineTo x="21237" y="21151"/>
+              <wp:lineTo x="21237" y="0"/>
+              <wp:lineTo x="0" y="0"/>
+            </wp:wrapPolygon>
+          </wp:wrapTight>
+          <wp:docPr id="394384637" name="Picture 2" descr="Logo for the New Hampshire Department of Environmental Services"/>
+          <wp:cNvGraphicFramePr>
+            <a:graphicFrameLocks xmlns:a="http://schemas.openxmlformats.org/drawingml/2006/main" noChangeAspect="1"/>
+          </wp:cNvGraphicFramePr>
+          <a:graphic xmlns:a="http://schemas.openxmlformats.org/drawingml/2006/main">
+            <a:graphicData uri="http://schemas.openxmlformats.org/drawingml/2006/picture">
+              <pic:pic xmlns:pic="http://schemas.openxmlformats.org/drawingml/2006/picture">
+                <pic:nvPicPr>
+                  <pic:cNvPr id="394384637" name="Picture 2" descr="Logo for the New Hampshire Department of Environmental Services"/>
+                  <pic:cNvPicPr>
+                    <a:picLocks noChangeAspect="1" noChangeArrowheads="1"/>
+                  </pic:cNvPicPr>
+                </pic:nvPicPr>
+                <pic:blipFill>
+                  <a:blip r:embed="rId1">
+                    <a:extLst>
+                      <a:ext uri="{28A0092B-C50C-407E-A947-70E740481C1C}">
+                        <a14:useLocalDpi xmlns:a14="http://schemas.microsoft.com/office/drawing/2010/main" val="0"/>
+                      </a:ext>
+                    </a:extLst>
+                  </a:blip>
+                  <a:stretch>
+                    <a:fillRect/>
+                  </a:stretch>
+                </pic:blipFill>
+                <pic:spPr bwMode="auto">
+                  <a:xfrm>
+                    <a:off x="0" y="0"/>
+                    <a:ext cx="1472565" cy="855980"/>
+                  </a:xfrm>
+                  <a:prstGeom prst="rect">
+                    <a:avLst/>
+                  </a:prstGeom>
+                  <a:noFill/>
+                  <a:ln>
+                    <a:noFill/>
+                  </a:ln>
+                </pic:spPr>
+              </pic:pic>
+            </a:graphicData>
+          </a:graphic>
+          <wp14:sizeRelH relativeFrom="page">
+            <wp14:pctWidth>0</wp14:pctWidth>
+          </wp14:sizeRelH>
+          <wp14:sizeRelV relativeFrom="page">
+            <wp14:pctHeight>0</wp14:pctHeight>
+          </wp14:sizeRelV>
+        </wp:anchor>
+      </w:drawing>
+    </w:r>
+    <w:r>
       <w:t>Volunteer Lake Assessment Program – Individual Report</w:t>
     </w:r>
     <w:r>
@@ -855,7 +821,7 @@
   </w:p>
   <w:p>
     <w:pPr>
-      <w:spacing w:after="120"/>
+      <w:spacing w:before="0" w:after="120"/>
       <w:rPr>
         <w:szCs w:val="22"/>
       </w:rPr>
@@ -1018,7 +984,7 @@
         <w:tab w:val="left" w:pos="314"/>
         <w:tab w:val="right" w:pos="8940"/>
       </w:tabs>
-      <w:spacing w:after="120"/>
+      <w:spacing w:before="0" w:after="120"/>
       <w:rPr>
         <w:sz w:val="20"/>
         <w:szCs w:val="22"/>
@@ -1515,7 +1481,10 @@
   <w:style w:type="paragraph" w:default="1" w:styleId="Normal">
     <w:name w:val="Normal"/>
     <w:qFormat/>
-    <w:rsid w:val="00D24744"/>
+    <w:rsid w:val="006F0641"/>
+    <w:pPr>
+      <w:spacing w:before="120"/>
+    </w:pPr>
   </w:style>
   <w:style w:type="paragraph" w:styleId="Heading1">
     <w:name w:val="heading 1"/>
@@ -1529,7 +1498,7 @@
     <w:pPr>
       <w:keepNext/>
       <w:keepLines/>
-      <w:spacing w:before="120" w:after="80"/>
+      <w:spacing w:after="80"/>
       <w:jc w:val="center"/>
       <w:outlineLvl w:val="0"/>
     </w:pPr>
@@ -1867,7 +1836,7 @@
     <w:autoRedefine/>
     <w:uiPriority w:val="10"/>
     <w:qFormat/>
-    <w:rsid w:val="00C56C7C"/>
+    <w:rsid w:val="006425EA"/>
     <w:pPr>
       <w:spacing w:after="0"/>
       <w:contextualSpacing/>
@@ -1886,7 +1855,7 @@
     <w:basedOn w:val="DefaultParagraphFont"/>
     <w:link w:val="Title"/>
     <w:uiPriority w:val="10"/>
-    <w:rsid w:val="00C56C7C"/>
+    <w:rsid w:val="006425EA"/>
     <w:rPr>
       <w:rFonts w:eastAsiaTheme="majorEastAsia" w:cstheme="majorBidi"/>
       <w:b/>
@@ -2173,7 +2142,6 @@
     <w:qFormat/>
     <w:rsid w:val="00E32789"/>
     <w:pPr>
-      <w:spacing w:before="120"/>
       <w:jc w:val="center"/>
     </w:pPr>
     <w:rPr>
